--- a/docs/architecture_diagram.docx
+++ b/docs/architecture_diagram.docx
@@ -1513,7 +1513,7 @@
                 <w:color w:val="5C2800"/>
                 <w:sz w:val="16"/>
               </w:rPr>
-              <w:t>▸  lookup_loan_status — mock pre-seeded 5-stage status store</w:t>
+              <w:t>▸  query_loan_policy — RAG-backed policy FAQ via ChromaDB (rates · fees · tenure · NRI · prepayment · CIBIL criteria)</w:t>
             </w:r>
           </w:p>
           <w:p>
@@ -1530,6 +1530,22 @@
                 <w:sz w:val="16"/>
               </w:rPr>
               <w:t>▸  generate_escalation_summary — utility; direct call only, not by LLM</w:t>
+            </w:r>
+          </w:p>
+          <w:p>
+            <w:pPr>
+              <w:spacing w:before="30" w:after="0"/>
+              <w:jc w:val="left"/>
+            </w:pPr>
+            <w:r>
+              <w:rPr>
+                <w:rFonts w:ascii="Arial" w:hAnsi="Arial"/>
+                <w:b w:val="0"/>
+                <w:i w:val="0"/>
+                <w:color w:val="6A0DAD"/>
+                <w:sz w:val="16"/>
+              </w:rPr>
+              <w:t>▸  All 5 tools also exposed via MCP (loan_mcp/server.py · FastMCP v1.27 · USE_MCP=true · stdio &amp; HTTP transport)</w:t>
             </w:r>
           </w:p>
         </w:tc>
@@ -3204,6 +3220,142 @@
         <w:tc>
           <w:tcPr>
             <w:tcW w:w="2200" w:type="dxa"/>
+            <w:shd w:val="clear" w:color="auto" w:fill="F3EEF9"/>
+            <w:tcBorders>
+              <w:top w:val="single" w:sz="4" w:color="909090" w:space="0"/>
+              <w:left w:val="single" w:sz="4" w:color="909090" w:space="0"/>
+              <w:bottom w:val="single" w:sz="4" w:color="909090" w:space="0"/>
+              <w:right w:val="single" w:sz="4" w:color="909090" w:space="0"/>
+            </w:tcBorders>
+            <w:tcMar>
+              <w:top w:w="70" w:type="dxa"/>
+              <w:bottom w:w="70" w:type="dxa"/>
+              <w:left w:w="130" w:type="dxa"/>
+              <w:right w:w="130" w:type="dxa"/>
+            </w:tcMar>
+          </w:tcPr>
+          <w:p>
+            <w:pPr>
+              <w:spacing w:before="0" w:after="0"/>
+              <w:jc w:val="left"/>
+            </w:pPr>
+            <w:r>
+              <w:rPr>
+                <w:rFonts w:ascii="Arial" w:hAnsi="Arial"/>
+                <w:b w:val="0"/>
+                <w:i w:val="0"/>
+                <w:color w:val="6A0DAD"/>
+                <w:sz w:val="17"/>
+              </w:rPr>
+              <w:t>Tool Transport (MCP)</w:t>
+            </w:r>
+          </w:p>
+        </w:tc>
+        <w:tc>
+          <w:tcPr>
+            <w:tcW w:w="4300" w:type="dxa"/>
+            <w:shd w:val="clear" w:color="auto" w:fill="F3EEF9"/>
+            <w:tcBorders>
+              <w:top w:val="single" w:sz="4" w:color="909090" w:space="0"/>
+              <w:left w:val="single" w:sz="4" w:color="909090" w:space="0"/>
+              <w:bottom w:val="single" w:sz="4" w:color="909090" w:space="0"/>
+              <w:right w:val="single" w:sz="4" w:color="909090" w:space="0"/>
+            </w:tcBorders>
+            <w:tcMar>
+              <w:top w:w="70" w:type="dxa"/>
+              <w:bottom w:w="70" w:type="dxa"/>
+              <w:left w:w="130" w:type="dxa"/>
+              <w:right w:w="130" w:type="dxa"/>
+            </w:tcMar>
+          </w:tcPr>
+          <w:p>
+            <w:pPr>
+              <w:spacing w:before="0" w:after="40"/>
+              <w:jc w:val="left"/>
+            </w:pPr>
+            <w:r>
+              <w:rPr>
+                <w:rFonts w:ascii="Arial" w:hAnsi="Arial"/>
+                <w:b w:val="0"/>
+                <w:i w:val="0"/>
+                <w:color w:val="6A0DAD"/>
+                <w:sz w:val="17"/>
+              </w:rPr>
+              <w:t>FastMCP v1.27 · loan_mcp/server.py</w:t>
+            </w:r>
+          </w:p>
+          <w:p>
+            <w:pPr>
+              <w:spacing w:before="0" w:after="0"/>
+              <w:jc w:val="left"/>
+            </w:pPr>
+            <w:r>
+              <w:rPr>
+                <w:rFonts w:ascii="Arial" w:hAnsi="Arial"/>
+                <w:b w:val="0"/>
+                <w:i w:val="0"/>
+                <w:color w:val="6A0DAD"/>
+                <w:sz w:val="16"/>
+              </w:rPr>
+              <w:t>USE_MCP=true · stdio transport (local) · Claude Desktop compatible</w:t>
+            </w:r>
+          </w:p>
+        </w:tc>
+        <w:tc>
+          <w:tcPr>
+            <w:tcW w:w="4300" w:type="dxa"/>
+            <w:shd w:val="clear" w:color="auto" w:fill="F3EEF9"/>
+            <w:tcBorders>
+              <w:top w:val="single" w:sz="4" w:color="909090" w:space="0"/>
+              <w:left w:val="single" w:sz="4" w:color="909090" w:space="0"/>
+              <w:bottom w:val="single" w:sz="4" w:color="909090" w:space="0"/>
+              <w:right w:val="single" w:sz="4" w:color="909090" w:space="0"/>
+            </w:tcBorders>
+            <w:tcMar>
+              <w:top w:w="70" w:type="dxa"/>
+              <w:bottom w:w="70" w:type="dxa"/>
+              <w:left w:w="130" w:type="dxa"/>
+              <w:right w:w="130" w:type="dxa"/>
+            </w:tcMar>
+          </w:tcPr>
+          <w:p>
+            <w:pPr>
+              <w:spacing w:before="0" w:after="40"/>
+              <w:jc w:val="left"/>
+            </w:pPr>
+            <w:r>
+              <w:rPr>
+                <w:rFonts w:ascii="Arial" w:hAnsi="Arial"/>
+                <w:b w:val="0"/>
+                <w:i w:val="0"/>
+                <w:color w:val="6A0DAD"/>
+                <w:sz w:val="17"/>
+              </w:rPr>
+              <w:t>Same FastMCP server · streamable-HTTP transport</w:t>
+            </w:r>
+          </w:p>
+          <w:p>
+            <w:pPr>
+              <w:spacing w:before="0" w:after="0"/>
+              <w:jc w:val="left"/>
+            </w:pPr>
+            <w:r>
+              <w:rPr>
+                <w:rFonts w:ascii="Arial" w:hAnsi="Arial"/>
+                <w:b w:val="0"/>
+                <w:i w:val="0"/>
+                <w:color w:val="6A0DAD"/>
+                <w:sz w:val="16"/>
+              </w:rPr>
+              <w:t>Enables external agent access · Claude Code · bank API consumers</w:t>
+            </w:r>
+          </w:p>
+        </w:tc>
+      </w:tr>
+      <w:tr>
+        <w:tc>
+          <w:tcPr>
+            <w:tcW w:w="2200" w:type="dxa"/>
             <w:shd w:val="clear" w:color="auto" w:fill="F7F7F7"/>
             <w:tcBorders>
               <w:top w:val="single" w:sz="4" w:color="909090" w:space="0"/>

--- a/docs/architecture_diagram.docx
+++ b/docs/architecture_diagram.docx
@@ -941,7 +941,7 @@
                 <w:color w:val="FFFFFF"/>
                 <w:sz w:val="17"/>
               </w:rPr>
-              <w:t>④  LLM ENGINE  —  OpenAI GPT-4o-mini</w:t>
+              <w:t>④  LLM ENGINE  —  OpenAI GPT-4o</w:t>
             </w:r>
           </w:p>
         </w:tc>
@@ -1027,7 +1027,7 @@
                 <w:color w:val="0D3A6E"/>
                 <w:sz w:val="16"/>
               </w:rPr>
-              <w:t>▸  GPT-4o-mini: cost-effective, strong instruction-following</w:t>
+              <w:t>▸  GPT-4o: strong reasoning &amp; tool-call accuracy</w:t>
             </w:r>
           </w:p>
           <w:p>
@@ -2737,7 +2737,7 @@
                 <w:color w:val="0D3050"/>
                 <w:sz w:val="17"/>
               </w:rPr>
-              <w:t>OpenAI GPT-4o-mini</w:t>
+              <w:t>GPT-4o (agent) · GPT-4o-mini (safety)</w:t>
             </w:r>
           </w:p>
           <w:p>
@@ -2787,7 +2787,7 @@
                 <w:color w:val="0D3020"/>
                 <w:sz w:val="17"/>
               </w:rPr>
-              <w:t>OpenAI GPT-4o-mini</w:t>
+              <w:t>GPT-4o (agent) · GPT-4o-mini (safety)</w:t>
             </w:r>
           </w:p>
           <w:p>

--- a/docs/architecture_diagram.docx
+++ b/docs/architecture_diagram.docx
@@ -361,6 +361,22 @@
                 <w:sz w:val="16"/>
               </w:rPr>
               <w:t>▸  RM escalation quality scored 1–5 via Langfuse annotation</w:t>
+            </w:r>
+          </w:p>
+          <w:p>
+            <w:pPr>
+              <w:spacing w:before="0" w:after="30"/>
+              <w:jc w:val="left"/>
+            </w:pPr>
+            <w:r>
+              <w:rPr>
+                <w:rFonts w:ascii="Arial" w:hAnsi="Arial"/>
+                <w:b w:val="0"/>
+                <w:i w:val="0"/>
+                <w:color w:val="1F4E79"/>
+                <w:sz w:val="16"/>
+              </w:rPr>
+              <w:t>▸  🧠 Adaptive Policy tab — active LLM-generated behavioural instructions; source (🤖 LLM-generated / ✏️ manual) and trigger count displayed</w:t>
             </w:r>
           </w:p>
         </w:tc>
@@ -1173,7 +1189,7 @@
                 <w:color w:val="2A4A1A"/>
                 <w:sz w:val="16"/>
               </w:rPr>
-              <w:t>▸  Feedback Store — session_feedback.json (never auto-deleted)</w:t>
+              <w:t>▸  Feedback Store — data/rlhf/feedback_store.json (1–5 star ratings + text comments; PII-masked before write; never auto-deleted)</w:t>
             </w:r>
           </w:p>
           <w:p>
@@ -1189,7 +1205,7 @@
                 <w:color w:val="2A4A1A"/>
                 <w:sz w:val="16"/>
               </w:rPr>
-              <w:t>▸  Escalation Log — escalations.json (surfaced in RM Dashboard)</w:t>
+              <w:t>▸  Escalation Log — data/rlhf/escalations.json (surfaced in RM Dashboard)</w:t>
             </w:r>
           </w:p>
           <w:p>
@@ -1205,7 +1221,23 @@
                 <w:color w:val="2A4A1A"/>
                 <w:sz w:val="16"/>
               </w:rPr>
-              <w:t>▸  Reset on session end; feedback + escalation logs persist across sessions</w:t>
+              <w:t>▸  Adaptive Policy — data/rlhf/adaptive_policy.json (LLM-generated behavioural instructions from low-rated sessions; stacked into system prompt by get_adapted_prompt() at session start; manual entries permanently protected)</w:t>
+            </w:r>
+          </w:p>
+          <w:p>
+            <w:pPr>
+              <w:spacing w:before="0" w:after="30"/>
+              <w:jc w:val="left"/>
+            </w:pPr>
+            <w:r>
+              <w:rPr>
+                <w:rFonts w:ascii="Arial" w:hAnsi="Arial"/>
+                <w:b w:val="0"/>
+                <w:i w:val="0"/>
+                <w:color w:val="2A4A1A"/>
+                <w:sz w:val="16"/>
+              </w:rPr>
+              <w:t>▸  Reset on session end; feedback, escalation, and adaptive policy persist across sessions</w:t>
             </w:r>
           </w:p>
         </w:tc>
@@ -1821,7 +1853,7 @@
                 <w:color w:val="1A3060"/>
                 <w:sz w:val="16"/>
               </w:rPr>
-              <w:t>▸  session_log.json — timestamp · intent · tool calls · chunk IDs · LLM output</w:t>
+              <w:t>▸  logs/interactions.jsonl — PII-masked audit record: timestamp · intent · tool calls · latency_ms · masked response; always written independent of Langfuse</w:t>
             </w:r>
           </w:p>
           <w:p>
@@ -1837,7 +1869,7 @@
                 <w:color w:val="1A3060"/>
                 <w:sz w:val="16"/>
               </w:rPr>
-              <w:t>▸  session_feedback.json — rating · comment · loan_type · journey stage</w:t>
+              <w:t>▸  data/rlhf/feedback_store.json — 1–5 star rating · text comment · turn · PII-masked response preview; never auto-deleted</w:t>
             </w:r>
           </w:p>
           <w:p>
@@ -1853,7 +1885,23 @@
                 <w:color w:val="1A3060"/>
                 <w:sz w:val="16"/>
               </w:rPr>
-              <w:t>▸  escalations.json — full RM brief; never auto-deleted</w:t>
+              <w:t>▸  data/rlhf/adaptive_policy.json — LLM-generated behavioural rules (source: 🤖 LLM / ✏️ manual); trigger_count + active flag per entry; stacked into prompt by get_adapted_prompt()</w:t>
+            </w:r>
+          </w:p>
+          <w:p>
+            <w:pPr>
+              <w:spacing w:before="0" w:after="30"/>
+              <w:jc w:val="left"/>
+            </w:pPr>
+            <w:r>
+              <w:rPr>
+                <w:rFonts w:ascii="Arial" w:hAnsi="Arial"/>
+                <w:b w:val="0"/>
+                <w:i w:val="0"/>
+                <w:color w:val="1A3060"/>
+                <w:sz w:val="16"/>
+              </w:rPr>
+              <w:t>▸  data/rlhf/escalations.json — full RM brief; never auto-deleted</w:t>
             </w:r>
           </w:p>
           <w:p>
